--- a/docs/answers/as-introtosimeqs.docx
+++ b/docs/answers/as-introtosimeqs.docx
@@ -52,7 +52,7 @@
         </w:rPr>
         <w:t xml:space="preserve"> </w:t>
       </w:r>
-      <w:hyperlink r:id="rId20">
+      <w:hyperlink r:id="rId9">
         <w:r>
           <w:rPr>
             <w:rStyle w:val="Hyperlink"/>
@@ -82,7 +82,7 @@
         <w:t xml:space="preserve">Please attempt the questions before reading these answers!</w:t>
       </w:r>
     </w:p>
-    <w:bookmarkStart w:id="21" w:name="q1"/>
+    <w:bookmarkStart w:id="10" w:name="q1"/>
     <w:p>
       <w:pPr>
         <w:pStyle w:val="Heading2"/>
@@ -115,8 +115,8 @@
         <w:t xml:space="preserve">1.3. The two lines are not parallel and not multiples of each other, so they intersect at one point. There is one unique solution.</w:t>
       </w:r>
     </w:p>
-    <w:bookmarkEnd w:id="21"/>
-    <w:bookmarkStart w:id="22" w:name="q2"/>
+    <w:bookmarkEnd w:id="10"/>
+    <w:bookmarkStart w:id="11" w:name="q2"/>
     <w:p>
       <w:pPr>
         <w:pStyle w:val="Heading2"/>
@@ -611,8 +611,8 @@
         <w:t xml:space="preserve">.</w:t>
       </w:r>
     </w:p>
-    <w:bookmarkEnd w:id="22"/>
-    <w:bookmarkStart w:id="23" w:name="q3"/>
+    <w:bookmarkEnd w:id="11"/>
+    <w:bookmarkStart w:id="12" w:name="q3"/>
     <w:p>
       <w:pPr>
         <w:pStyle w:val="Heading2"/>
@@ -1143,8 +1143,8 @@
         <w:t xml:space="preserve">.</w:t>
       </w:r>
     </w:p>
-    <w:bookmarkEnd w:id="23"/>
-    <w:bookmarkStart w:id="24" w:name="q4"/>
+    <w:bookmarkEnd w:id="12"/>
+    <w:bookmarkStart w:id="13" w:name="q4"/>
     <w:p>
       <w:pPr>
         <w:pStyle w:val="Heading2"/>
@@ -1544,8 +1544,8 @@
         </w:pict>
       </w:r>
     </w:p>
-    <w:bookmarkEnd w:id="24"/>
-    <w:bookmarkStart w:id="26" w:name="version-history"/>
+    <w:bookmarkEnd w:id="13"/>
+    <w:bookmarkStart w:id="15" w:name="version-history"/>
     <w:p>
       <w:pPr>
         <w:pStyle w:val="Heading2"/>
@@ -1566,7 +1566,7 @@
       <w:pPr>
         <w:pStyle w:val="BodyText"/>
       </w:pPr>
-      <w:hyperlink r:id="rId25">
+      <w:hyperlink r:id="rId14">
         <w:r>
           <w:rPr>
             <w:rStyle w:val="Hyperlink"/>
@@ -1575,7 +1575,7 @@
         </w:r>
       </w:hyperlink>
     </w:p>
-    <w:bookmarkEnd w:id="26"/>
+    <w:bookmarkEnd w:id="15"/>
     <w:sectPr>
       <w:pgSz w:h="15840" w:w="12240"/>
       <w:pgMar w:bottom="1440" w:footer="720" w:gutter="0" w:header="720" w:left="1440" w:right="1440" w:top="1440"/>
